--- a/products-storage/10-avans-usloviya-i-pribyl/08-algoritm-s-vas-trebuyut-vernut-avans.docx
+++ b/products-storage/10-avans-usloviya-i-pribyl/08-algoritm-s-vas-trebuyut-vernut-avans.docx
@@ -176,7 +176,7 @@
           <w:sz w:val="24"/>
           <w:szCs w:val="24"/>
         </w:rPr>
-        <w:t xml:space="preserve">Объём выполненного доказывает подрядчик. Это означает: пока вы не собрали акты, доказательства их передачи и документы на материалы, ваши работы для спора как бы не выполнялись. Собрать их через полгода будет дороже, а часть — уже невозможно: люди уходят, переписка теряется, объект переходит другому подрядчику.</w:t>
+        <w:t xml:space="preserve">Бремя доказывания здесь двустороннее, и вторая его половина ваша. Перечисление аванса доказывает тот, кто требует его назад; то, что аванс отработан, доказывает подрядчик. Так это распределяется по устоявшейся практике — правило процессуальное (статья 65 Арбитражного процессуального кодекса РФ), а не норма о подряде, и как оно ляжет в вашем деле, оценивает юрист. Практический вывод от этого не меняется: пока вы не собрали акты, доказательства их передачи и документы на материалы, ваши работы для спора как бы не выполнялись. Собрать их через полгода будет дороже, а часть — уже невозможно: люди уходят, переписка теряется, объект переходит другому подрядчику.</w:t>
       </w:r>
     </w:p>
     <w:p>
@@ -590,7 +590,7 @@
                 <w:sz w:val="22"/>
                 <w:szCs w:val="22"/>
               </w:rPr>
-              <w:t xml:space="preserve">Это согласие со всей суммой. Снимается потом только через суд и не всегда. Самая дорогая ошибка первых дней и самая частая</w:t>
+              <w:t xml:space="preserve">Вторая сторона будет ссылаться на это письмо как на признание всей суммы, и снимать своё же письмо вам придётся уже в суде — с объяснением, почему написанное значит не то, что там написано. Получается не всегда. Самая дорогая ошибка первых дней и самая частая</w:t>
             </w:r>
           </w:p>
         </w:tc>
@@ -2733,6 +2733,19 @@
           <w:szCs w:val="24"/>
         </w:rPr>
         <w:t xml:space="preserve">Судьбу неотработанной части при расторжении договора обсуждают вокруг статьи 453 Гражданского кодекса РФ о последствиях расторжения и главы 60 того же кодекса о неосновательном обогащении; последствия отказа заказчика от исполнения договора подряда — вокруг статьи 717, отказа из-за нарушений подрядчика — вокруг статьи 715; значение акта, от подписания которого сторона уклонилась, — вокруг пункта 4 статьи 753. Здесь названо, вокруг чего идёт разговор, а не то, чем он кончится: какая из норм применима к вашему случаю и что она даёт именно вам, определяет юрист по вашим документам.</w:t>
+      </w:r>
+    </w:p>
+    <w:p>
+      <w:pPr>
+        <w:spacing w:after="120" w:line="276"/>
+      </w:pPr>
+      <w:r>
+        <w:rPr>
+          <w:rFonts w:ascii="Times New Roman" w:cs="Times New Roman" w:eastAsia="Times New Roman" w:hAnsi="Times New Roman"/>
+          <w:sz w:val="24"/>
+          <w:szCs w:val="24"/>
+        </w:rPr>
+        <w:t xml:space="preserve">Две оговорки, из-за которых эти статьи читают не глядя и ошибаются. Первая: статья 717 начинается словами «если иное не предусмотрено договором подряда». Договор вправе установить свой порядок последствий отказа, и в договорах субподряда такое условие встречается постоянно — смотреть надо сначала свой договор, потом кодекс. Вторая: статьи 715 и 717 — общие правила о подряде и применяются к строительному подряду, пока правила о нём не устанавливают другого, а статья 753 — правило именно строительного подряда. Какая норма работает в вашем случае, определяет юрист.</w:t>
       </w:r>
     </w:p>
     <w:p>

--- a/products-storage/10-avans-usloviya-i-pribyl/08-algoritm-s-vas-trebuyut-vernut-avans.docx
+++ b/products-storage/10-avans-usloviya-i-pribyl/08-algoritm-s-vas-trebuyut-vernut-avans.docx
@@ -482,7 +482,7 @@
                 <w:sz w:val="22"/>
                 <w:szCs w:val="22"/>
               </w:rPr>
-              <w:t xml:space="preserve">Не забудут. Молчание не отменяет требования и не останавливает сроки, но позволяет второй стороне утверждать, что возражений не поступало. Ваша цифра при этом так и не появляется</w:t>
+              <w:t xml:space="preserve">Не забудут. Молчание не отменяет требования и не сдвигает срок ответа, названный в договоре, но позволяет второй стороне утверждать, что возражений не поступало. Ваша цифра при этом так и не появляется</w:t>
             </w:r>
           </w:p>
         </w:tc>
@@ -698,7 +698,7 @@
                 <w:sz w:val="22"/>
                 <w:szCs w:val="22"/>
               </w:rPr>
-              <w:t xml:space="preserve">Зачёт — сделка со своими условиями, последствиями и рисками, в том числе налоговыми, а при банкротстве второй стороны — с риском оспаривания. Оформляется отдельно и с юристом</w:t>
+              <w:t xml:space="preserve">Зачёт — самостоятельная сделка: для него достаточно заявления одной стороны (ст. 410 ГК РФ), и допускается он не во всех случаях (ст. 411 ГК РФ). Свои последствия, в том числе налоговые, а при банкротстве второй стороны — риск оспаривания. Оформляется отдельно и с юристом</w:t>
             </w:r>
           </w:p>
         </w:tc>
@@ -2360,7 +2360,7 @@
           <w:sz w:val="24"/>
           <w:szCs w:val="24"/>
         </w:rPr>
-        <w:t xml:space="preserve">Общий журнал работ, журналы специальных работ, акты освидетельствования скрытых работ, исполнительные схемы.</w:t>
+        <w:t xml:space="preserve">Акты, подписанные вами односторонне, с отметкой об отказе второй стороны от подписания и с доказательством того, что акт ей направлялся. Это отдельный документ, а не «акт, на который не ответили»: механизм даёт пункт 4 статьи 753 Гражданского кодекса РФ, а вес такого акта в вашем деле оценивает юрист.</w:t>
       </w:r>
     </w:p>
     <w:p>
@@ -2378,24 +2378,7 @@
           <w:sz w:val="24"/>
           <w:szCs w:val="24"/>
         </w:rPr>
-        <w:t xml:space="preserve">Фотофиксация с датами, если она велась.</w:t>
-      </w:r>
-    </w:p>
-    <w:p>
-      <w:pPr>
-        <w:pStyle w:val="Heading2"/>
-        <w:keepNext/>
-        <w:spacing w:after="120" w:before="260"/>
-      </w:pPr>
-      <w:r>
-        <w:rPr>
-          <w:rFonts w:ascii="Times New Roman" w:cs="Times New Roman" w:eastAsia="Times New Roman" w:hAnsi="Times New Roman"/>
-          <w:b/>
-          <w:bCs/>
-          <w:sz w:val="26"/>
-          <w:szCs w:val="26"/>
-        </w:rPr>
-        <w:t xml:space="preserve">4. Материалы, техника, площадка</w:t>
+        <w:t xml:space="preserve">Общий журнал работ, журналы специальных работ, акты освидетельствования скрытых работ, исполнительные схемы.</w:t>
       </w:r>
     </w:p>
     <w:p>
@@ -2413,7 +2396,24 @@
           <w:sz w:val="24"/>
           <w:szCs w:val="24"/>
         </w:rPr>
-        <w:t xml:space="preserve">Накладные и универсальные передаточные документы на материалы, закупленные под объект.</w:t>
+        <w:t xml:space="preserve">Фотофиксация с датами, если она велась.</w:t>
+      </w:r>
+    </w:p>
+    <w:p>
+      <w:pPr>
+        <w:pStyle w:val="Heading2"/>
+        <w:keepNext/>
+        <w:spacing w:after="120" w:before="260"/>
+      </w:pPr>
+      <w:r>
+        <w:rPr>
+          <w:rFonts w:ascii="Times New Roman" w:cs="Times New Roman" w:eastAsia="Times New Roman" w:hAnsi="Times New Roman"/>
+          <w:b/>
+          <w:bCs/>
+          <w:sz w:val="26"/>
+          <w:szCs w:val="26"/>
+        </w:rPr>
+        <w:t xml:space="preserve">4. Материалы, техника, площадка</w:t>
       </w:r>
     </w:p>
     <w:p>
@@ -2431,7 +2431,7 @@
           <w:sz w:val="24"/>
           <w:szCs w:val="24"/>
         </w:rPr>
-        <w:t xml:space="preserve">Документы о передаче материалов генподрядчику или о том, что они остались на объекте.</w:t>
+        <w:t xml:space="preserve">Накладные и универсальные передаточные документы на материалы, закупленные под объект.</w:t>
       </w:r>
     </w:p>
     <w:p>
@@ -2449,7 +2449,7 @@
           <w:sz w:val="24"/>
           <w:szCs w:val="24"/>
         </w:rPr>
-        <w:t xml:space="preserve">Акт передачи строительной площадки и акт её возврата, если он составлялся.</w:t>
+        <w:t xml:space="preserve">Документы о передаче материалов генподрядчику или о том, что они остались на объекте.</w:t>
       </w:r>
     </w:p>
     <w:p>
@@ -2467,24 +2467,7 @@
           <w:sz w:val="24"/>
           <w:szCs w:val="24"/>
         </w:rPr>
-        <w:t xml:space="preserve">Документы по мобилизации и демобилизации: договоры аренды техники и бытовок, счета, платёжные документы.</w:t>
-      </w:r>
-    </w:p>
-    <w:p>
-      <w:pPr>
-        <w:pStyle w:val="Heading2"/>
-        <w:keepNext/>
-        <w:spacing w:after="120" w:before="260"/>
-      </w:pPr>
-      <w:r>
-        <w:rPr>
-          <w:rFonts w:ascii="Times New Roman" w:cs="Times New Roman" w:eastAsia="Times New Roman" w:hAnsi="Times New Roman"/>
-          <w:b/>
-          <w:bCs/>
-          <w:sz w:val="26"/>
-          <w:szCs w:val="26"/>
-        </w:rPr>
-        <w:t xml:space="preserve">5. Переписка</w:t>
+        <w:t xml:space="preserve">Акт передачи строительной площадки и акт её возврата, если он составлялся.</w:t>
       </w:r>
     </w:p>
     <w:p>
@@ -2502,7 +2485,24 @@
           <w:sz w:val="24"/>
           <w:szCs w:val="24"/>
         </w:rPr>
-        <w:t xml:space="preserve">Вся переписка по объекту в хронологическом порядке, с доказательствами отправки и получения.</w:t>
+        <w:t xml:space="preserve">Документы по мобилизации и демобилизации: договоры аренды техники и бытовок, счета, платёжные документы.</w:t>
+      </w:r>
+    </w:p>
+    <w:p>
+      <w:pPr>
+        <w:pStyle w:val="Heading2"/>
+        <w:keepNext/>
+        <w:spacing w:after="120" w:before="260"/>
+      </w:pPr>
+      <w:r>
+        <w:rPr>
+          <w:rFonts w:ascii="Times New Roman" w:cs="Times New Roman" w:eastAsia="Times New Roman" w:hAnsi="Times New Roman"/>
+          <w:b/>
+          <w:bCs/>
+          <w:sz w:val="26"/>
+          <w:szCs w:val="26"/>
+        </w:rPr>
+        <w:t xml:space="preserve">5. Переписка</w:t>
       </w:r>
     </w:p>
     <w:p>
@@ -2520,24 +2520,7 @@
           <w:sz w:val="24"/>
           <w:szCs w:val="24"/>
         </w:rPr>
-        <w:t xml:space="preserve">Реестр переписки одним файлом: дата, что отправлено, кому, чем подтверждено, что получено в ответ. Составляется вами и экономит больше всего времени.</w:t>
-      </w:r>
-    </w:p>
-    <w:p>
-      <w:pPr>
-        <w:pStyle w:val="Heading2"/>
-        <w:keepNext/>
-        <w:spacing w:after="120" w:before="260"/>
-      </w:pPr>
-      <w:r>
-        <w:rPr>
-          <w:rFonts w:ascii="Times New Roman" w:cs="Times New Roman" w:eastAsia="Times New Roman" w:hAnsi="Times New Roman"/>
-          <w:b/>
-          <w:bCs/>
-          <w:sz w:val="26"/>
-          <w:szCs w:val="26"/>
-        </w:rPr>
-        <w:t xml:space="preserve">6. Расчёт</w:t>
+        <w:t xml:space="preserve">Вся переписка по объекту в хронологическом порядке, с доказательствами отправки и получения.</w:t>
       </w:r>
     </w:p>
     <w:p>
@@ -2555,7 +2538,24 @@
           <w:sz w:val="24"/>
           <w:szCs w:val="24"/>
         </w:rPr>
-        <w:t xml:space="preserve">Заполненный файл «Расчёт отработанной части аванса и сальдо расчётов» со всеми листами.</w:t>
+        <w:t xml:space="preserve">Реестр переписки одним файлом: дата, что отправлено, кому, чем подтверждено, что получено в ответ. Составляется вами и экономит больше всего времени.</w:t>
+      </w:r>
+    </w:p>
+    <w:p>
+      <w:pPr>
+        <w:pStyle w:val="Heading2"/>
+        <w:keepNext/>
+        <w:spacing w:after="120" w:before="260"/>
+      </w:pPr>
+      <w:r>
+        <w:rPr>
+          <w:rFonts w:ascii="Times New Roman" w:cs="Times New Roman" w:eastAsia="Times New Roman" w:hAnsi="Times New Roman"/>
+          <w:b/>
+          <w:bCs/>
+          <w:sz w:val="26"/>
+          <w:szCs w:val="26"/>
+        </w:rPr>
+        <w:t xml:space="preserve">6. Расчёт</w:t>
       </w:r>
     </w:p>
     <w:p>
@@ -2573,7 +2573,7 @@
           <w:sz w:val="24"/>
           <w:szCs w:val="24"/>
         </w:rPr>
-        <w:t xml:space="preserve">Проект акта сверки, распечатанный с листа «Акт сверки».</w:t>
+        <w:t xml:space="preserve">Заполненный файл «Расчёт отработанной части аванса и сальдо расчётов» со всеми листами.</w:t>
       </w:r>
     </w:p>
     <w:p>
@@ -2591,6 +2591,24 @@
           <w:sz w:val="24"/>
           <w:szCs w:val="24"/>
         </w:rPr>
+        <w:t xml:space="preserve">Проект акта сверки, распечатанный с листа «Акт сверки».</w:t>
+      </w:r>
+    </w:p>
+    <w:p>
+      <w:pPr>
+        <w:pStyle w:val="ListParagraph"/>
+        <w:numPr>
+          <w:ilvl w:val="0"/>
+          <w:numId w:val="2"/>
+        </w:numPr>
+        <w:spacing w:after="80" w:line="276"/>
+      </w:pPr>
+      <w:r>
+        <w:rPr>
+          <w:rFonts w:ascii="Times New Roman" w:cs="Times New Roman" w:eastAsia="Times New Roman" w:hAnsi="Times New Roman"/>
+          <w:sz w:val="24"/>
+          <w:szCs w:val="24"/>
+        </w:rPr>
         <w:t xml:space="preserve">Ваш ответ на требование, если он уже отправлен, — с доказательством отправки.</w:t>
       </w:r>
     </w:p>
@@ -2732,7 +2750,7 @@
           <w:sz w:val="24"/>
           <w:szCs w:val="24"/>
         </w:rPr>
-        <w:t xml:space="preserve">Судьбу неотработанной части при расторжении договора обсуждают вокруг статьи 453 Гражданского кодекса РФ о последствиях расторжения и главы 60 того же кодекса о неосновательном обогащении; последствия отказа заказчика от исполнения договора подряда — вокруг статьи 717, отказа из-за нарушений подрядчика — вокруг статьи 715; значение акта, от подписания которого сторона уклонилась, — вокруг пункта 4 статьи 753. Здесь названо, вокруг чего идёт разговор, а не то, чем он кончится: какая из норм применима к вашему случаю и что она даёт именно вам, определяет юрист по вашим документам.</w:t>
+        <w:t xml:space="preserve">Судьбу неотработанной части при расторжении договора обсуждают вокруг статьи 453 Гражданского кодекса РФ о последствиях расторжения и главы 60 того же кодекса о неосновательном обогащении; последствия отказа заказчика от исполнения договора подряда — вокруг статьи 717, отказа из-за нарушений подрядчика — вокруг статьи 715; значение акта, от подписания которого сторона уклонилась, — вокруг пункта 4 статьи 753, он же описывает, как появляется односторонний акт: при отказе от подписания в акте делается отметка и акт подписывается другой стороной. Здесь названо, вокруг чего идёт разговор, а не то, чем он кончится: какая из норм применима к вашему случаю и что она даёт именно вам, определяет юрист по вашим документам.</w:t>
       </w:r>
     </w:p>
     <w:p>
